--- a/data/exports/kcet-hydrocarbons_revision_notes.docx
+++ b/data/exports/kcet-hydrocarbons_revision_notes.docx
@@ -164,10 +164,10 @@
             <w:r>
               <w:rPr>
                 <w:b/>
-                <w:color w:val="C53030"/>
+                <w:color w:val="2B6CB0"/>
                 <w:sz w:val="19"/>
               </w:rPr>
-              <w:t>Very High</w:t>
+              <w:t>High</w:t>
             </w:r>
           </w:p>
         </w:tc>
@@ -189,7 +189,7 @@
                 <w:color w:val="2D3748"/>
                 <w:sz w:val="19"/>
               </w:rPr>
-              <w:t>Kcet Hydrocarbons - Core Application</w:t>
+              <w:t>Hydrocarbons — Applied Cases, Reactions &amp; Traps</w:t>
             </w:r>
           </w:p>
         </w:tc>
@@ -209,7 +209,7 @@
               <w:rPr>
                 <w:sz w:val="19"/>
               </w:rPr>
-              <w:t>15 PYQs</w:t>
+              <w:t>14 PYQs</w:t>
             </w:r>
           </w:p>
         </w:tc>
@@ -230,7 +230,181 @@
                 <w:color w:val="718096"/>
                 <w:sz w:val="19"/>
               </w:rPr>
-              <w:t>General Concept</w:t>
+              <w:t>Applied Topics</w:t>
+            </w:r>
+          </w:p>
+        </w:tc>
+      </w:tr>
+      <w:tr>
+        <w:tc>
+          <w:tcPr>
+            <w:tcW w:type="dxa" w:w="2160"/>
+            <w:shd w:fill="FFFFFF"/>
+            <w:tcMar>
+              <w:top w:w="80" w:type="dxa"/>
+              <w:bottom w:w="80" w:type="dxa"/>
+              <w:left w:w="150" w:type="dxa"/>
+              <w:right w:w="150" w:type="dxa"/>
+            </w:tcMar>
+          </w:tcPr>
+          <w:p>
+            <w:r>
+              <w:rPr>
+                <w:b/>
+                <w:color w:val="718096"/>
+                <w:sz w:val="19"/>
+              </w:rPr>
+              <w:t>Standard</w:t>
+            </w:r>
+          </w:p>
+        </w:tc>
+        <w:tc>
+          <w:tcPr>
+            <w:tcW w:type="dxa" w:w="4320"/>
+            <w:shd w:fill="FFFFFF"/>
+            <w:tcMar>
+              <w:top w:w="80" w:type="dxa"/>
+              <w:bottom w:w="80" w:type="dxa"/>
+              <w:left w:w="150" w:type="dxa"/>
+              <w:right w:w="150" w:type="dxa"/>
+            </w:tcMar>
+          </w:tcPr>
+          <w:p>
+            <w:r>
+              <w:rPr>
+                <w:b/>
+                <w:color w:val="2D3748"/>
+                <w:sz w:val="19"/>
+              </w:rPr>
+              <w:t>Hydrocarbons — Standard Calculations &amp; Problem Archetypes</w:t>
+            </w:r>
+          </w:p>
+        </w:tc>
+        <w:tc>
+          <w:tcPr>
+            <w:tcW w:type="dxa" w:w="1728"/>
+            <w:shd w:fill="FFFFFF"/>
+            <w:tcMar>
+              <w:top w:w="80" w:type="dxa"/>
+              <w:bottom w:w="80" w:type="dxa"/>
+              <w:left w:w="150" w:type="dxa"/>
+              <w:right w:w="150" w:type="dxa"/>
+            </w:tcMar>
+          </w:tcPr>
+          <w:p>
+            <w:r>
+              <w:rPr>
+                <w:sz w:val="19"/>
+              </w:rPr>
+              <w:t>2 PYQs</w:t>
+            </w:r>
+          </w:p>
+        </w:tc>
+        <w:tc>
+          <w:tcPr>
+            <w:tcW w:type="dxa" w:w="1872"/>
+            <w:shd w:fill="FFFFFF"/>
+            <w:tcMar>
+              <w:top w:w="80" w:type="dxa"/>
+              <w:bottom w:w="80" w:type="dxa"/>
+              <w:left w:w="150" w:type="dxa"/>
+              <w:right w:w="150" w:type="dxa"/>
+            </w:tcMar>
+          </w:tcPr>
+          <w:p>
+            <w:r>
+              <w:rPr>
+                <w:color w:val="718096"/>
+                <w:sz w:val="19"/>
+              </w:rPr>
+              <w:t>Quantitative Analysis</w:t>
+            </w:r>
+          </w:p>
+        </w:tc>
+      </w:tr>
+      <w:tr>
+        <w:tc>
+          <w:tcPr>
+            <w:tcW w:type="dxa" w:w="2160"/>
+            <w:shd w:fill="F7FAFC"/>
+            <w:tcMar>
+              <w:top w:w="80" w:type="dxa"/>
+              <w:bottom w:w="80" w:type="dxa"/>
+              <w:left w:w="150" w:type="dxa"/>
+              <w:right w:w="150" w:type="dxa"/>
+            </w:tcMar>
+          </w:tcPr>
+          <w:p>
+            <w:r>
+              <w:rPr>
+                <w:b/>
+                <w:color w:val="718096"/>
+                <w:sz w:val="19"/>
+              </w:rPr>
+              <w:t>Standard</w:t>
+            </w:r>
+          </w:p>
+        </w:tc>
+        <w:tc>
+          <w:tcPr>
+            <w:tcW w:type="dxa" w:w="4320"/>
+            <w:shd w:fill="F7FAFC"/>
+            <w:tcMar>
+              <w:top w:w="80" w:type="dxa"/>
+              <w:bottom w:w="80" w:type="dxa"/>
+              <w:left w:w="150" w:type="dxa"/>
+              <w:right w:w="150" w:type="dxa"/>
+            </w:tcMar>
+          </w:tcPr>
+          <w:p>
+            <w:r>
+              <w:rPr>
+                <w:b/>
+                <w:color w:val="2D3748"/>
+                <w:sz w:val="19"/>
+              </w:rPr>
+              <w:t>Hydrocarbons — Core Principles &amp; Governing Laws</w:t>
+            </w:r>
+          </w:p>
+        </w:tc>
+        <w:tc>
+          <w:tcPr>
+            <w:tcW w:type="dxa" w:w="1728"/>
+            <w:shd w:fill="F7FAFC"/>
+            <w:tcMar>
+              <w:top w:w="80" w:type="dxa"/>
+              <w:bottom w:w="80" w:type="dxa"/>
+              <w:left w:w="150" w:type="dxa"/>
+              <w:right w:w="150" w:type="dxa"/>
+            </w:tcMar>
+          </w:tcPr>
+          <w:p>
+            <w:r>
+              <w:rPr>
+                <w:sz w:val="19"/>
+              </w:rPr>
+              <w:t>0 PYQs</w:t>
+            </w:r>
+          </w:p>
+        </w:tc>
+        <w:tc>
+          <w:tcPr>
+            <w:tcW w:type="dxa" w:w="1872"/>
+            <w:shd w:fill="F7FAFC"/>
+            <w:tcMar>
+              <w:top w:w="80" w:type="dxa"/>
+              <w:bottom w:w="80" w:type="dxa"/>
+              <w:left w:w="150" w:type="dxa"/>
+              <w:right w:w="150" w:type="dxa"/>
+            </w:tcMar>
+          </w:tcPr>
+          <w:p>
+            <w:r>
+              <w:rPr>
+                <w:color w:val="718096"/>
+                <w:sz w:val="19"/>
+              </w:rPr>
+              <w:t>Core Principle</w:t>
             </w:r>
           </w:p>
         </w:tc>
@@ -311,6 +485,98 @@
           </w:p>
         </w:tc>
       </w:tr>
+      <w:tr>
+        <w:tc>
+          <w:tcPr>
+            <w:tcW w:type="dxa" w:w="3600"/>
+            <w:shd w:fill="F7FAFC"/>
+            <w:tcMar>
+              <w:top w:w="100" w:type="dxa"/>
+              <w:bottom w:w="100" w:type="dxa"/>
+              <w:left w:w="150" w:type="dxa"/>
+              <w:right w:w="150" w:type="dxa"/>
+            </w:tcMar>
+          </w:tcPr>
+          <w:p>
+            <w:r>
+              <w:rPr>
+                <w:b/>
+                <w:color w:val="1A365D"/>
+                <w:sz w:val="19"/>
+              </w:rPr>
+              <w:t>Hydrocarbons — Applied Cases, Reactions &amp; Traps</w:t>
+            </w:r>
+          </w:p>
+        </w:tc>
+        <w:tc>
+          <w:tcPr>
+            <w:tcW w:type="dxa" w:w="6480"/>
+            <w:shd w:fill="F7FAFC"/>
+            <w:tcMar>
+              <w:top w:w="100" w:type="dxa"/>
+              <w:bottom w:w="100" w:type="dxa"/>
+              <w:left w:w="150" w:type="dxa"/>
+              <w:right w:w="150" w:type="dxa"/>
+            </w:tcMar>
+          </w:tcPr>
+          <w:p>
+            <w:r>
+              <w:rPr>
+                <w:rFonts w:ascii="Cambria Math" w:hAnsi="Cambria Math"/>
+                <w:color w:val="2D3748"/>
+                <w:sz w:val="19"/>
+              </w:rPr>
+              <w:t>\underset{n\text{-hexane}}{CH_{3}CH_{2}CH_{2}CH_{2}CH_{2}CH_{3}}, \quad 3^{\circ}, \quad Y^{'}</w:t>
+            </w:r>
+          </w:p>
+        </w:tc>
+      </w:tr>
+      <w:tr>
+        <w:tc>
+          <w:tcPr>
+            <w:tcW w:type="dxa" w:w="3600"/>
+            <w:shd w:fill="FFFFFF"/>
+            <w:tcMar>
+              <w:top w:w="100" w:type="dxa"/>
+              <w:bottom w:w="100" w:type="dxa"/>
+              <w:left w:w="150" w:type="dxa"/>
+              <w:right w:w="150" w:type="dxa"/>
+            </w:tcMar>
+          </w:tcPr>
+          <w:p>
+            <w:r>
+              <w:rPr>
+                <w:b/>
+                <w:color w:val="1A365D"/>
+                <w:sz w:val="19"/>
+              </w:rPr>
+              <w:t>Hydrocarbons — Standard Calculations &amp; Problem Archetypes</w:t>
+            </w:r>
+          </w:p>
+        </w:tc>
+        <w:tc>
+          <w:tcPr>
+            <w:tcW w:type="dxa" w:w="6480"/>
+            <w:shd w:fill="FFFFFF"/>
+            <w:tcMar>
+              <w:top w:w="100" w:type="dxa"/>
+              <w:bottom w:w="100" w:type="dxa"/>
+              <w:left w:w="150" w:type="dxa"/>
+              <w:right w:w="150" w:type="dxa"/>
+            </w:tcMar>
+          </w:tcPr>
+          <w:p>
+            <w:r>
+              <w:rPr>
+                <w:rFonts w:ascii="Cambria Math" w:hAnsi="Cambria Math"/>
+                <w:color w:val="2D3748"/>
+                <w:sz w:val="19"/>
+              </w:rPr>
+              <w:t>60^{\circ}</w:t>
+            </w:r>
+          </w:p>
+        </w:tc>
+      </w:tr>
     </w:tbl>
     <w:p>
       <w:pPr>
@@ -338,7 +604,7 @@
           <w:color w:val="2B6CB0"/>
           <w:sz w:val="24"/>
         </w:rPr>
-        <w:t>3.1 Kcet Hydrocarbons - Core Application (Very High Yield — 15 PYQs)</w:t>
+        <w:t>3.1 Hydrocarbons — Applied Cases, Reactions &amp; Traps (High Yield — 14 PYQs)</w:t>
       </w:r>
     </w:p>
     <w:p>
@@ -353,7 +619,7 @@
         <w:rPr>
           <w:sz w:val="20"/>
         </w:rPr>
-        <w:t>Key problem pattern in Kcet Hydrocarbons.</w:t>
+        <w:t>Special cases, experimental observations, and conceptual traps designed to test deep understanding of Hydrocarbons.</w:t>
       </w:r>
     </w:p>
     <w:tbl>
@@ -391,7 +657,7 @@
                 <w:color w:val="2D3748"/>
                 <w:sz w:val="19"/>
               </w:rPr>
-              <w:t>Watch for algebraic and sign errors.</w:t>
+              <w:t>Read questions carefully for keywords like 'incorrect', 'not true', or non-standard conditions.</w:t>
             </w:r>
           </w:p>
         </w:tc>
@@ -432,7 +698,396 @@
                 <w:color w:val="2D3748"/>
                 <w:sz w:val="19"/>
               </w:rPr>
-              <w:t>Verify dimensions and boundary conditions.</w:t>
+              <w:t>Elimination of extreme or unphysical answer choices improves accuracy in assertion-reason and multiple-statement questions.</w:t>
+            </w:r>
+          </w:p>
+        </w:tc>
+      </w:tr>
+    </w:tbl>
+    <w:p>
+      <w:pPr>
+        <w:spacing w:before="120" w:after="40"/>
+      </w:pPr>
+      <w:r>
+        <w:rPr>
+          <w:b/>
+          <w:color w:val="1A365D"/>
+          <w:sz w:val="19"/>
+        </w:rPr>
+        <w:t>Source PYQs testing this concept:</w:t>
+      </w:r>
+    </w:p>
+    <w:p>
+      <w:pPr>
+        <w:pStyle w:val="ListBullet"/>
+        <w:spacing w:after="40"/>
+      </w:pPr>
+      <w:r>
+        <w:rPr>
+          <w:b/>
+          <w:sz w:val="18"/>
+        </w:rPr>
+        <w:t xml:space="preserve">[2025 Shift] Q#2 (MCQ): </w:t>
+      </w:r>
+      <w:r>
+        <w:rPr>
+          <w:sz w:val="18"/>
+        </w:rPr>
+        <w:t xml:space="preserve">"The major product formed when 1- Bromo -3- Chlorocyclobutane reacts with metallic sodium in dry ether is..."  </w:t>
+      </w:r>
+      <w:r>
+        <w:rPr>
+          <w:b/>
+          <w:color w:val="2B6CB0"/>
+          <w:sz w:val="18"/>
+        </w:rPr>
+        <w:t>[Ans: N/A]</w:t>
+      </w:r>
+    </w:p>
+    <w:p>
+      <w:pPr>
+        <w:pStyle w:val="ListBullet"/>
+        <w:spacing w:after="40"/>
+      </w:pPr>
+      <w:r>
+        <w:rPr>
+          <w:b/>
+          <w:sz w:val="18"/>
+        </w:rPr>
+        <w:t xml:space="preserve">[2024 Shift] Q#1 (MCQ): </w:t>
+      </w:r>
+      <w:r>
+        <w:rPr>
+          <w:sz w:val="18"/>
+        </w:rPr>
+        <w:t xml:space="preserve">"2-methyl propane can be prepared by Wurtz reaction. The haloalkanes taken along with metallic sodium and dry ether are :..."  </w:t>
+      </w:r>
+      <w:r>
+        <w:rPr>
+          <w:b/>
+          <w:color w:val="2B6CB0"/>
+          <w:sz w:val="18"/>
+        </w:rPr>
+        <w:t>[Ans: N/A]</w:t>
+      </w:r>
+    </w:p>
+    <w:p>
+      <w:pPr>
+        <w:pStyle w:val="ListBullet"/>
+        <w:spacing w:after="40"/>
+      </w:pPr>
+      <w:r>
+        <w:rPr>
+          <w:b/>
+          <w:sz w:val="18"/>
+        </w:rPr>
+        <w:t xml:space="preserve">[2024 Shift] Q#2 (MCQ): </w:t>
+      </w:r>
+      <w:r>
+        <w:rPr>
+          <w:sz w:val="18"/>
+        </w:rPr>
+        <w:t xml:space="preserve">"In the given sequence of reactions, identify ' P^',Q^',R^' and ' S respectively...."  </w:t>
+      </w:r>
+      <w:r>
+        <w:rPr>
+          <w:b/>
+          <w:color w:val="2B6CB0"/>
+          <w:sz w:val="18"/>
+        </w:rPr>
+        <w:t>[Ans: N/A]</w:t>
+      </w:r>
+    </w:p>
+    <w:p>
+      <w:pPr>
+        <w:spacing w:after="120"/>
+      </w:pPr>
+    </w:p>
+    <w:p>
+      <w:pPr>
+        <w:pStyle w:val="Heading2"/>
+      </w:pPr>
+      <w:r>
+        <w:rPr>
+          <w:color w:val="2B6CB0"/>
+          <w:sz w:val="24"/>
+        </w:rPr>
+        <w:t>3.2 Hydrocarbons — Standard Calculations &amp; Problem Archetypes (Standard Yield — 2 PYQs)</w:t>
+      </w:r>
+    </w:p>
+    <w:p>
+      <w:r>
+        <w:rPr>
+          <w:b/>
+          <w:sz w:val="20"/>
+        </w:rPr>
+        <w:t xml:space="preserve">Core Principle: </w:t>
+      </w:r>
+      <w:r>
+        <w:rPr>
+          <w:sz w:val="20"/>
+        </w:rPr>
+        <w:t>Quantitative numerical problem-solving techniques and standard question patterns frequently seen in Hydrocarbons.</w:t>
+      </w:r>
+    </w:p>
+    <w:tbl>
+      <w:tblPr>
+        <w:tblW w:type="auto" w:w="0"/>
+        <w:jc w:val="center"/>
+        <w:tblLook w:firstColumn="1" w:firstRow="1" w:lastColumn="0" w:lastRow="0" w:noHBand="0" w:noVBand="1" w:val="04A0"/>
+      </w:tblPr>
+      <w:tblGrid>
+        <w:gridCol w:w="10080"/>
+      </w:tblGrid>
+      <w:tr>
+        <w:tc>
+          <w:tcPr>
+            <w:tcW w:type="dxa" w:w="10080"/>
+            <w:shd w:fill="FFF5F5"/>
+            <w:tcMar>
+              <w:top w:w="100" w:type="dxa"/>
+              <w:bottom w:w="100" w:type="dxa"/>
+              <w:left w:w="150" w:type="dxa"/>
+              <w:right w:w="150" w:type="dxa"/>
+            </w:tcMar>
+          </w:tcPr>
+          <w:p>
+            <w:r>
+              <w:rPr>
+                <w:b/>
+                <w:color w:val="C53030"/>
+                <w:sz w:val="19"/>
+              </w:rPr>
+              <w:t xml:space="preserve">⚠️ Common Trap / JEE Pitfall: </w:t>
+            </w:r>
+            <w:r>
+              <w:rPr>
+                <w:color w:val="2D3748"/>
+                <w:sz w:val="19"/>
+              </w:rPr>
+              <w:t>Watch for algebraic rounding, stoichiometric balancing, and boundary condition checks.</w:t>
+            </w:r>
+          </w:p>
+        </w:tc>
+      </w:tr>
+    </w:tbl>
+    <w:tbl>
+      <w:tblPr>
+        <w:tblW w:type="auto" w:w="0"/>
+        <w:jc w:val="center"/>
+        <w:tblLook w:firstColumn="1" w:firstRow="1" w:lastColumn="0" w:lastRow="0" w:noHBand="0" w:noVBand="1" w:val="04A0"/>
+      </w:tblPr>
+      <w:tblGrid>
+        <w:gridCol w:w="10080"/>
+      </w:tblGrid>
+      <w:tr>
+        <w:tc>
+          <w:tcPr>
+            <w:tcW w:type="dxa" w:w="10080"/>
+            <w:shd w:fill="F0FFF4"/>
+            <w:tcMar>
+              <w:top w:w="100" w:type="dxa"/>
+              <w:bottom w:w="100" w:type="dxa"/>
+              <w:left w:w="150" w:type="dxa"/>
+              <w:right w:w="150" w:type="dxa"/>
+            </w:tcMar>
+          </w:tcPr>
+          <w:p>
+            <w:r>
+              <w:rPr>
+                <w:b/>
+                <w:color w:val="276749"/>
+                <w:sz w:val="19"/>
+              </w:rPr>
+              <w:t xml:space="preserve">💡 Speed Hack / Trick: </w:t>
+            </w:r>
+            <w:r>
+              <w:rPr>
+                <w:color w:val="2D3748"/>
+                <w:sz w:val="19"/>
+              </w:rPr>
+              <w:t>Dimensional consistency checks and ratio comparisons can quickly eliminate incorrect options.</w:t>
+            </w:r>
+          </w:p>
+        </w:tc>
+      </w:tr>
+    </w:tbl>
+    <w:p>
+      <w:pPr>
+        <w:spacing w:before="120" w:after="40"/>
+      </w:pPr>
+      <w:r>
+        <w:rPr>
+          <w:b/>
+          <w:color w:val="1A365D"/>
+          <w:sz w:val="19"/>
+        </w:rPr>
+        <w:t>Source PYQs testing this concept:</w:t>
+      </w:r>
+    </w:p>
+    <w:p>
+      <w:pPr>
+        <w:pStyle w:val="ListBullet"/>
+        <w:spacing w:after="40"/>
+      </w:pPr>
+      <w:r>
+        <w:rPr>
+          <w:b/>
+          <w:sz w:val="18"/>
+        </w:rPr>
+        <w:t xml:space="preserve">[2026 Shift] Q#1 (MCQ): </w:t>
+      </w:r>
+      <w:r>
+        <w:rPr>
+          <w:sz w:val="18"/>
+        </w:rPr>
+        <w:t xml:space="preserve">"Statement I: Staggered conformation of ethane is more stable than the eclipsed conformation. Statement II: The torsional strain in staggered..."  </w:t>
+      </w:r>
+      <w:r>
+        <w:rPr>
+          <w:b/>
+          <w:color w:val="2B6CB0"/>
+          <w:sz w:val="18"/>
+        </w:rPr>
+        <w:t>[Ans: N/A]</w:t>
+      </w:r>
+    </w:p>
+    <w:p>
+      <w:pPr>
+        <w:pStyle w:val="ListBullet"/>
+        <w:spacing w:after="40"/>
+      </w:pPr>
+      <w:r>
+        <w:rPr>
+          <w:b/>
+          <w:sz w:val="18"/>
+        </w:rPr>
+        <w:t xml:space="preserve">[2017 Shift] Q#3 (MCQ): </w:t>
+      </w:r>
+      <w:r>
+        <w:rPr>
+          <w:sz w:val="18"/>
+        </w:rPr>
+        <w:t xml:space="preserve">"For the preparation of alkanes, aqueous solution of sodium of potassium salt of carboxylic acid is subjected to..."  </w:t>
+      </w:r>
+      <w:r>
+        <w:rPr>
+          <w:b/>
+          <w:color w:val="2B6CB0"/>
+          <w:sz w:val="18"/>
+        </w:rPr>
+        <w:t>[Ans: B]</w:t>
+      </w:r>
+    </w:p>
+    <w:p>
+      <w:pPr>
+        <w:spacing w:after="120"/>
+      </w:pPr>
+    </w:p>
+    <w:p>
+      <w:pPr>
+        <w:pStyle w:val="Heading2"/>
+      </w:pPr>
+      <w:r>
+        <w:rPr>
+          <w:color w:val="2B6CB0"/>
+          <w:sz w:val="24"/>
+        </w:rPr>
+        <w:t>3.3 Hydrocarbons — Core Principles &amp; Governing Laws (Standard Yield — 0 PYQs)</w:t>
+      </w:r>
+    </w:p>
+    <w:p>
+      <w:r>
+        <w:rPr>
+          <w:b/>
+          <w:sz w:val="20"/>
+        </w:rPr>
+        <w:t xml:space="preserve">Core Principle: </w:t>
+      </w:r>
+      <w:r>
+        <w:rPr>
+          <w:sz w:val="20"/>
+        </w:rPr>
+        <w:t>Fundamental definitions, core postulates, and governing physical/chemical relations in Hydrocarbons.</w:t>
+      </w:r>
+    </w:p>
+    <w:tbl>
+      <w:tblPr>
+        <w:tblW w:type="auto" w:w="0"/>
+        <w:jc w:val="center"/>
+        <w:tblLook w:firstColumn="1" w:firstRow="1" w:lastColumn="0" w:lastRow="0" w:noHBand="0" w:noVBand="1" w:val="04A0"/>
+      </w:tblPr>
+      <w:tblGrid>
+        <w:gridCol w:w="10080"/>
+      </w:tblGrid>
+      <w:tr>
+        <w:tc>
+          <w:tcPr>
+            <w:tcW w:type="dxa" w:w="10080"/>
+            <w:shd w:fill="FFF5F5"/>
+            <w:tcMar>
+              <w:top w:w="100" w:type="dxa"/>
+              <w:bottom w:w="100" w:type="dxa"/>
+              <w:left w:w="150" w:type="dxa"/>
+              <w:right w:w="150" w:type="dxa"/>
+            </w:tcMar>
+          </w:tcPr>
+          <w:p>
+            <w:r>
+              <w:rPr>
+                <w:b/>
+                <w:color w:val="C53030"/>
+                <w:sz w:val="19"/>
+              </w:rPr>
+              <w:t xml:space="preserve">⚠️ Common Trap / JEE Pitfall: </w:t>
+            </w:r>
+            <w:r>
+              <w:rPr>
+                <w:color w:val="2D3748"/>
+                <w:sz w:val="19"/>
+              </w:rPr>
+              <w:t>Carefully verify units, standard reference states, and sign conventions in Hydrocarbons.</w:t>
+            </w:r>
+          </w:p>
+        </w:tc>
+      </w:tr>
+    </w:tbl>
+    <w:tbl>
+      <w:tblPr>
+        <w:tblW w:type="auto" w:w="0"/>
+        <w:jc w:val="center"/>
+        <w:tblLook w:firstColumn="1" w:firstRow="1" w:lastColumn="0" w:lastRow="0" w:noHBand="0" w:noVBand="1" w:val="04A0"/>
+      </w:tblPr>
+      <w:tblGrid>
+        <w:gridCol w:w="10080"/>
+      </w:tblGrid>
+      <w:tr>
+        <w:tc>
+          <w:tcPr>
+            <w:tcW w:type="dxa" w:w="10080"/>
+            <w:shd w:fill="F0FFF4"/>
+            <w:tcMar>
+              <w:top w:w="100" w:type="dxa"/>
+              <w:bottom w:w="100" w:type="dxa"/>
+              <w:left w:w="150" w:type="dxa"/>
+              <w:right w:w="150" w:type="dxa"/>
+            </w:tcMar>
+          </w:tcPr>
+          <w:p>
+            <w:r>
+              <w:rPr>
+                <w:b/>
+                <w:color w:val="276749"/>
+                <w:sz w:val="19"/>
+              </w:rPr>
+              <w:t xml:space="preserve">💡 Speed Hack / Trick: </w:t>
+            </w:r>
+            <w:r>
+              <w:rPr>
+                <w:color w:val="2D3748"/>
+                <w:sz w:val="19"/>
+              </w:rPr>
+              <w:t>Focus on high-yield formulas and standard limiting approximations tested in Hydrocarbons PYQs.</w:t>
             </w:r>
           </w:p>
         </w:tc>
@@ -495,33 +1150,6 @@
           <w:sz w:val="18"/>
         </w:rPr>
         <w:t xml:space="preserve">"The major product formed when 1- Bromo -3- Chlorocyclobutane reacts with metallic sodium in dry ether is..."  </w:t>
-      </w:r>
-      <w:r>
-        <w:rPr>
-          <w:b/>
-          <w:color w:val="2B6CB0"/>
-          <w:sz w:val="18"/>
-        </w:rPr>
-        <w:t>[Ans: N/A]</w:t>
-      </w:r>
-    </w:p>
-    <w:p>
-      <w:pPr>
-        <w:pStyle w:val="ListBullet"/>
-        <w:spacing w:after="40"/>
-      </w:pPr>
-      <w:r>
-        <w:rPr>
-          <w:b/>
-          <w:sz w:val="18"/>
-        </w:rPr>
-        <w:t xml:space="preserve">[2024 Shift] Q#1 (MCQ): </w:t>
-      </w:r>
-      <w:r>
-        <w:rPr>
-          <w:sz w:val="18"/>
-        </w:rPr>
-        <w:t xml:space="preserve">"2-methyl propane can be prepared by Wurtz reaction. The haloalkanes taken along with metallic sodium and dry ether are :..."  </w:t>
       </w:r>
       <w:r>
         <w:rPr>
@@ -660,6 +1288,127 @@
               <w:t>Solution Analysis:</w:t>
               <w:br/>
               <w:t>Statement I is true. In ethane, the staggered conformation is more stable because the hydrogen atoms on the two carbon atoms are as far apart as possible. The dihedral angle between C-H bonds is 60° , so the repulsion between bonding electron pairs is minimum. Statement II is false. Torsional strain is not more in the staggered conformation. It is maximum in the eclipsed conformation because the C-H bonds of the two carbon atoms are directly aligned with each other. This causes greater repulsion between bonding electron pairs. So, Statement I is true but Statement II is false. Correct answer: Option C.</w:t>
+            </w:r>
+          </w:p>
+        </w:tc>
+      </w:tr>
+    </w:tbl>
+    <w:p>
+      <w:pPr>
+        <w:spacing w:after="120"/>
+      </w:pPr>
+    </w:p>
+    <w:p>
+      <w:pPr>
+        <w:spacing w:before="160" w:after="40"/>
+      </w:pPr>
+      <w:r>
+        <w:rPr>
+          <w:b/>
+          <w:color w:val="1A365D"/>
+          <w:sz w:val="22"/>
+        </w:rPr>
+        <w:t>Benchmark Problem 2: KCET 2024 (Q#1)</w:t>
+      </w:r>
+    </w:p>
+    <w:p>
+      <w:pPr>
+        <w:spacing w:after="80"/>
+      </w:pPr>
+      <w:r>
+        <w:rPr>
+          <w:sz w:val="20"/>
+        </w:rPr>
+        <w:t>2-methyl propane can be prepared by Wurtz reaction. The haloalkanes taken along with metallic sodium and dry ether are :</w:t>
+      </w:r>
+    </w:p>
+    <w:p>
+      <w:pPr>
+        <w:pStyle w:val="ListBullet"/>
+        <w:spacing w:after="20"/>
+      </w:pPr>
+      <w:r>
+        <w:rPr>
+          <w:sz w:val="19"/>
+        </w:rPr>
+        <w:t>(A) chloromethane and 2-chloropropane</w:t>
+      </w:r>
+    </w:p>
+    <w:p>
+      <w:pPr>
+        <w:pStyle w:val="ListBullet"/>
+        <w:spacing w:after="20"/>
+      </w:pPr>
+      <w:r>
+        <w:rPr>
+          <w:sz w:val="19"/>
+        </w:rPr>
+        <w:t>(B) chloroethane and chloromethane</w:t>
+      </w:r>
+    </w:p>
+    <w:p>
+      <w:pPr>
+        <w:pStyle w:val="ListBullet"/>
+        <w:spacing w:after="20"/>
+      </w:pPr>
+      <w:r>
+        <w:rPr>
+          <w:sz w:val="19"/>
+        </w:rPr>
+        <w:t>(C) chloroethane and 1-chloropropane</w:t>
+      </w:r>
+    </w:p>
+    <w:p>
+      <w:pPr>
+        <w:pStyle w:val="ListBullet"/>
+        <w:spacing w:after="20"/>
+      </w:pPr>
+      <w:r>
+        <w:rPr>
+          <w:sz w:val="19"/>
+        </w:rPr>
+        <w:t>(D) chloromethane and 1-chloropropane</w:t>
+      </w:r>
+    </w:p>
+    <w:tbl>
+      <w:tblPr>
+        <w:tblW w:type="auto" w:w="0"/>
+        <w:jc w:val="center"/>
+        <w:tblLook w:firstColumn="1" w:firstRow="1" w:lastColumn="0" w:lastRow="0" w:noHBand="0" w:noVBand="1" w:val="04A0"/>
+      </w:tblPr>
+      <w:tblGrid>
+        <w:gridCol w:w="10080"/>
+      </w:tblGrid>
+      <w:tr>
+        <w:tc>
+          <w:tcPr>
+            <w:tcW w:type="dxa" w:w="10080"/>
+            <w:shd w:fill="F7FAFC"/>
+            <w:tcMar>
+              <w:top w:w="100" w:type="dxa"/>
+              <w:bottom w:w="100" w:type="dxa"/>
+              <w:left w:w="150" w:type="dxa"/>
+              <w:right w:w="150" w:type="dxa"/>
+            </w:tcMar>
+          </w:tcPr>
+          <w:p>
+            <w:r>
+              <w:rPr>
+                <w:b/>
+                <w:color w:val="1A365D"/>
+                <w:sz w:val="19"/>
+              </w:rPr>
+              <w:t>Correct Answer: None</w:t>
+              <w:br/>
+            </w:r>
+            <w:r>
+              <w:rPr>
+                <w:color w:val="2D3748"/>
+                <w:sz w:val="18"/>
+              </w:rPr>
+              <w:t>Solution Analysis:</w:t>
+              <w:br/>
+              <w:t>To prepare 2-methyl propane by Wurtz reaction, the haloalkanes that should be taken along with metallic sodium and dry ether are chloromethane and 2 -chloropropane. The reaction involved is</w:t>
             </w:r>
           </w:p>
         </w:tc>

--- a/data/exports/kcet-hydrocarbons_revision_notes.docx
+++ b/data/exports/kcet-hydrocarbons_revision_notes.docx
@@ -13,7 +13,7 @@
           <w:color w:val="1A365D"/>
           <w:sz w:val="44"/>
         </w:rPr>
-        <w:t>JEE MAIN REVISION MASTER: HYDROCARBONS 2026 1 QUESTIONS 1.67% WEIGHTAGE</w:t>
+        <w:t>JEE MAIN REVISION MASTER: HYDROCARBONS</w:t>
       </w:r>
     </w:p>
     <w:p>
@@ -209,7 +209,7 @@
               <w:rPr>
                 <w:sz w:val="19"/>
               </w:rPr>
-              <w:t>14 PYQs</w:t>
+              <w:t>12 PYQs</w:t>
             </w:r>
           </w:p>
         </w:tc>
@@ -254,7 +254,7 @@
                 <w:color w:val="718096"/>
                 <w:sz w:val="19"/>
               </w:rPr>
-              <w:t>Standard</w:t>
+              <w:t>Moderate</w:t>
             </w:r>
           </w:p>
         </w:tc>
@@ -276,7 +276,7 @@
                 <w:color w:val="2D3748"/>
                 <w:sz w:val="19"/>
               </w:rPr>
-              <w:t>Hydrocarbons — Standard Calculations &amp; Problem Archetypes</w:t>
+              <w:t>Hydrocarbons — Core Principles &amp; Governing Laws</w:t>
             </w:r>
           </w:p>
         </w:tc>
@@ -296,7 +296,7 @@
               <w:rPr>
                 <w:sz w:val="19"/>
               </w:rPr>
-              <w:t>2 PYQs</w:t>
+              <w:t>3 PYQs</w:t>
             </w:r>
           </w:p>
         </w:tc>
@@ -317,7 +317,7 @@
                 <w:color w:val="718096"/>
                 <w:sz w:val="19"/>
               </w:rPr>
-              <w:t>Quantitative Analysis</w:t>
+              <w:t>Core Principle</w:t>
             </w:r>
           </w:p>
         </w:tc>
@@ -363,7 +363,7 @@
                 <w:color w:val="2D3748"/>
                 <w:sz w:val="19"/>
               </w:rPr>
-              <w:t>Hydrocarbons — Core Principles &amp; Governing Laws</w:t>
+              <w:t>Hydrocarbons — Standard Calculations &amp; Problem Archetypes</w:t>
             </w:r>
           </w:p>
         </w:tc>
@@ -404,7 +404,7 @@
                 <w:color w:val="718096"/>
                 <w:sz w:val="19"/>
               </w:rPr>
-              <w:t>Core Principle</w:t>
+              <w:t>Quantitative Analysis</w:t>
             </w:r>
           </w:p>
         </w:tc>
@@ -526,7 +526,7 @@
                 <w:color w:val="2D3748"/>
                 <w:sz w:val="19"/>
               </w:rPr>
-              <w:t>\underset{n\text{-hexane}}{CH_{3}CH_{2}CH_{2}CH_{2}CH_{2}CH_{3}}, \quad 3^{\circ}, \quad Y^{'}</w:t>
+              <w:t>Y^{'}, \quad Hg^{2+}, \quad P^{'},Q^{'},R^{'}</w:t>
             </w:r>
           </w:p>
         </w:tc>
@@ -550,7 +550,7 @@
                 <w:color w:val="1A365D"/>
                 <w:sz w:val="19"/>
               </w:rPr>
-              <w:t>Hydrocarbons — Standard Calculations &amp; Problem Archetypes</w:t>
+              <w:t>Hydrocarbons — Core Principles &amp; Governing Laws</w:t>
             </w:r>
           </w:p>
         </w:tc>
@@ -572,7 +572,7 @@
                 <w:color w:val="2D3748"/>
                 <w:sz w:val="19"/>
               </w:rPr>
-              <w:t>60^{\circ}</w:t>
+              <w:t>3^{\circ}, \quad 60^{\circ}</w:t>
             </w:r>
           </w:p>
         </w:tc>
@@ -604,7 +604,7 @@
           <w:color w:val="2B6CB0"/>
           <w:sz w:val="24"/>
         </w:rPr>
-        <w:t>3.1 Hydrocarbons — Applied Cases, Reactions &amp; Traps (High Yield — 14 PYQs)</w:t>
+        <w:t>3.1 Hydrocarbons — Applied Cases, Reactions &amp; Traps (High Yield — 12 PYQs)</w:t>
       </w:r>
     </w:p>
     <w:p>
@@ -727,33 +727,6 @@
           <w:b/>
           <w:sz w:val="18"/>
         </w:rPr>
-        <w:t xml:space="preserve">[2025 Shift] Q#2 (MCQ): </w:t>
-      </w:r>
-      <w:r>
-        <w:rPr>
-          <w:sz w:val="18"/>
-        </w:rPr>
-        <w:t xml:space="preserve">"The major product formed when 1- Bromo -3- Chlorocyclobutane reacts with metallic sodium in dry ether is..."  </w:t>
-      </w:r>
-      <w:r>
-        <w:rPr>
-          <w:b/>
-          <w:color w:val="2B6CB0"/>
-          <w:sz w:val="18"/>
-        </w:rPr>
-        <w:t>[Ans: N/A]</w:t>
-      </w:r>
-    </w:p>
-    <w:p>
-      <w:pPr>
-        <w:pStyle w:val="ListBullet"/>
-        <w:spacing w:after="40"/>
-      </w:pPr>
-      <w:r>
-        <w:rPr>
-          <w:b/>
-          <w:sz w:val="18"/>
-        </w:rPr>
         <w:t xml:space="preserve">[2024 Shift] Q#1 (MCQ): </w:t>
       </w:r>
       <w:r>
@@ -800,6 +773,33 @@
     </w:p>
     <w:p>
       <w:pPr>
+        <w:pStyle w:val="ListBullet"/>
+        <w:spacing w:after="40"/>
+      </w:pPr>
+      <w:r>
+        <w:rPr>
+          <w:b/>
+          <w:sz w:val="18"/>
+        </w:rPr>
+        <w:t xml:space="preserve">[2024 Shift] Q#3 (MCQ): </w:t>
+      </w:r>
+      <w:r>
+        <w:rPr>
+          <w:sz w:val="18"/>
+        </w:rPr>
+        <w:t xml:space="preserve">"Sodium ethanoate on heating with soda lime gives ' X^' . Electrolysis of aqueous solution of sodium ethanoate gives ' Y^' . ' $X^{'}..."  </w:t>
+      </w:r>
+      <w:r>
+        <w:rPr>
+          <w:b/>
+          <w:color w:val="2B6CB0"/>
+          <w:sz w:val="18"/>
+        </w:rPr>
+        <w:t>[Ans: N/A]</w:t>
+      </w:r>
+    </w:p>
+    <w:p>
+      <w:pPr>
         <w:spacing w:after="120"/>
       </w:pPr>
     </w:p>
@@ -812,7 +812,215 @@
           <w:color w:val="2B6CB0"/>
           <w:sz w:val="24"/>
         </w:rPr>
-        <w:t>3.2 Hydrocarbons — Standard Calculations &amp; Problem Archetypes (Standard Yield — 2 PYQs)</w:t>
+        <w:t>3.2 Hydrocarbons — Core Principles &amp; Governing Laws (Moderate Yield — 3 PYQs)</w:t>
+      </w:r>
+    </w:p>
+    <w:p>
+      <w:r>
+        <w:rPr>
+          <w:b/>
+          <w:sz w:val="20"/>
+        </w:rPr>
+        <w:t xml:space="preserve">Core Principle: </w:t>
+      </w:r>
+      <w:r>
+        <w:rPr>
+          <w:sz w:val="20"/>
+        </w:rPr>
+        <w:t>Fundamental definitions, core postulates, and governing physical/chemical relations in Hydrocarbons.</w:t>
+      </w:r>
+    </w:p>
+    <w:tbl>
+      <w:tblPr>
+        <w:tblW w:type="auto" w:w="0"/>
+        <w:jc w:val="center"/>
+        <w:tblLook w:firstColumn="1" w:firstRow="1" w:lastColumn="0" w:lastRow="0" w:noHBand="0" w:noVBand="1" w:val="04A0"/>
+      </w:tblPr>
+      <w:tblGrid>
+        <w:gridCol w:w="10080"/>
+      </w:tblGrid>
+      <w:tr>
+        <w:tc>
+          <w:tcPr>
+            <w:tcW w:type="dxa" w:w="10080"/>
+            <w:shd w:fill="FFF5F5"/>
+            <w:tcMar>
+              <w:top w:w="100" w:type="dxa"/>
+              <w:bottom w:w="100" w:type="dxa"/>
+              <w:left w:w="150" w:type="dxa"/>
+              <w:right w:w="150" w:type="dxa"/>
+            </w:tcMar>
+          </w:tcPr>
+          <w:p>
+            <w:r>
+              <w:rPr>
+                <w:b/>
+                <w:color w:val="C53030"/>
+                <w:sz w:val="19"/>
+              </w:rPr>
+              <w:t xml:space="preserve">⚠️ Common Trap / JEE Pitfall: </w:t>
+            </w:r>
+            <w:r>
+              <w:rPr>
+                <w:color w:val="2D3748"/>
+                <w:sz w:val="19"/>
+              </w:rPr>
+              <w:t>Carefully verify units, standard reference states, and sign conventions in Hydrocarbons.</w:t>
+            </w:r>
+          </w:p>
+        </w:tc>
+      </w:tr>
+    </w:tbl>
+    <w:tbl>
+      <w:tblPr>
+        <w:tblW w:type="auto" w:w="0"/>
+        <w:jc w:val="center"/>
+        <w:tblLook w:firstColumn="1" w:firstRow="1" w:lastColumn="0" w:lastRow="0" w:noHBand="0" w:noVBand="1" w:val="04A0"/>
+      </w:tblPr>
+      <w:tblGrid>
+        <w:gridCol w:w="10080"/>
+      </w:tblGrid>
+      <w:tr>
+        <w:tc>
+          <w:tcPr>
+            <w:tcW w:type="dxa" w:w="10080"/>
+            <w:shd w:fill="F0FFF4"/>
+            <w:tcMar>
+              <w:top w:w="100" w:type="dxa"/>
+              <w:bottom w:w="100" w:type="dxa"/>
+              <w:left w:w="150" w:type="dxa"/>
+              <w:right w:w="150" w:type="dxa"/>
+            </w:tcMar>
+          </w:tcPr>
+          <w:p>
+            <w:r>
+              <w:rPr>
+                <w:b/>
+                <w:color w:val="276749"/>
+                <w:sz w:val="19"/>
+              </w:rPr>
+              <w:t xml:space="preserve">💡 Speed Hack / Trick: </w:t>
+            </w:r>
+            <w:r>
+              <w:rPr>
+                <w:color w:val="2D3748"/>
+                <w:sz w:val="19"/>
+              </w:rPr>
+              <w:t>Focus on high-yield formulas and standard limiting approximations tested in Hydrocarbons PYQs.</w:t>
+            </w:r>
+          </w:p>
+        </w:tc>
+      </w:tr>
+    </w:tbl>
+    <w:p>
+      <w:pPr>
+        <w:spacing w:before="120" w:after="40"/>
+      </w:pPr>
+      <w:r>
+        <w:rPr>
+          <w:b/>
+          <w:color w:val="1A365D"/>
+          <w:sz w:val="19"/>
+        </w:rPr>
+        <w:t>Source PYQs testing this concept:</w:t>
+      </w:r>
+    </w:p>
+    <w:p>
+      <w:pPr>
+        <w:pStyle w:val="ListBullet"/>
+        <w:spacing w:after="40"/>
+      </w:pPr>
+      <w:r>
+        <w:rPr>
+          <w:b/>
+          <w:sz w:val="18"/>
+        </w:rPr>
+        <w:t xml:space="preserve">[2026 Shift] Q#1 (MCQ): </w:t>
+      </w:r>
+      <w:r>
+        <w:rPr>
+          <w:sz w:val="18"/>
+        </w:rPr>
+        <w:t xml:space="preserve">"Statement I: Staggered conformation of ethane is more stable than the eclipsed conformation. Statement II: The torsional strain in staggered..."  </w:t>
+      </w:r>
+      <w:r>
+        <w:rPr>
+          <w:b/>
+          <w:color w:val="2B6CB0"/>
+          <w:sz w:val="18"/>
+        </w:rPr>
+        <w:t>[Ans: N/A]</w:t>
+      </w:r>
+    </w:p>
+    <w:p>
+      <w:pPr>
+        <w:pStyle w:val="ListBullet"/>
+        <w:spacing w:after="40"/>
+      </w:pPr>
+      <w:r>
+        <w:rPr>
+          <w:b/>
+          <w:sz w:val="18"/>
+        </w:rPr>
+        <w:t xml:space="preserve">[2025 Shift] Q#2 (MCQ): </w:t>
+      </w:r>
+      <w:r>
+        <w:rPr>
+          <w:sz w:val="18"/>
+        </w:rPr>
+        <w:t xml:space="preserve">"The major product formed when 1- Bromo -3- Chlorocyclobutane reacts with metallic sodium in dry ether is..."  </w:t>
+      </w:r>
+      <w:r>
+        <w:rPr>
+          <w:b/>
+          <w:color w:val="2B6CB0"/>
+          <w:sz w:val="18"/>
+        </w:rPr>
+        <w:t>[Ans: N/A]</w:t>
+      </w:r>
+    </w:p>
+    <w:p>
+      <w:pPr>
+        <w:pStyle w:val="ListBullet"/>
+        <w:spacing w:after="40"/>
+      </w:pPr>
+      <w:r>
+        <w:rPr>
+          <w:b/>
+          <w:sz w:val="18"/>
+        </w:rPr>
+        <w:t xml:space="preserve">[2018 Shift] Q#2 (MCQ): </w:t>
+      </w:r>
+      <w:r>
+        <w:rPr>
+          <w:sz w:val="18"/>
+        </w:rPr>
+        <w:t xml:space="preserve">"When the vapours of tertiary butyl alcohol are passed through heated copper at 573 K , the product formed is..."  </w:t>
+      </w:r>
+      <w:r>
+        <w:rPr>
+          <w:b/>
+          <w:color w:val="2B6CB0"/>
+          <w:sz w:val="18"/>
+        </w:rPr>
+        <w:t>[Ans: N/A]</w:t>
+      </w:r>
+    </w:p>
+    <w:p>
+      <w:pPr>
+        <w:spacing w:after="120"/>
+      </w:pPr>
+    </w:p>
+    <w:p>
+      <w:pPr>
+        <w:pStyle w:val="Heading2"/>
+      </w:pPr>
+      <w:r>
+        <w:rPr>
+          <w:color w:val="2B6CB0"/>
+          <w:sz w:val="24"/>
+        </w:rPr>
+        <w:t>3.3 Hydrocarbons — Standard Calculations &amp; Problem Archetypes (Standard Yield — 0 PYQs)</w:t>
       </w:r>
     </w:p>
     <w:p>
@@ -907,187 +1115,6 @@
                 <w:sz w:val="19"/>
               </w:rPr>
               <w:t>Dimensional consistency checks and ratio comparisons can quickly eliminate incorrect options.</w:t>
-            </w:r>
-          </w:p>
-        </w:tc>
-      </w:tr>
-    </w:tbl>
-    <w:p>
-      <w:pPr>
-        <w:spacing w:before="120" w:after="40"/>
-      </w:pPr>
-      <w:r>
-        <w:rPr>
-          <w:b/>
-          <w:color w:val="1A365D"/>
-          <w:sz w:val="19"/>
-        </w:rPr>
-        <w:t>Source PYQs testing this concept:</w:t>
-      </w:r>
-    </w:p>
-    <w:p>
-      <w:pPr>
-        <w:pStyle w:val="ListBullet"/>
-        <w:spacing w:after="40"/>
-      </w:pPr>
-      <w:r>
-        <w:rPr>
-          <w:b/>
-          <w:sz w:val="18"/>
-        </w:rPr>
-        <w:t xml:space="preserve">[2026 Shift] Q#1 (MCQ): </w:t>
-      </w:r>
-      <w:r>
-        <w:rPr>
-          <w:sz w:val="18"/>
-        </w:rPr>
-        <w:t xml:space="preserve">"Statement I: Staggered conformation of ethane is more stable than the eclipsed conformation. Statement II: The torsional strain in staggered..."  </w:t>
-      </w:r>
-      <w:r>
-        <w:rPr>
-          <w:b/>
-          <w:color w:val="2B6CB0"/>
-          <w:sz w:val="18"/>
-        </w:rPr>
-        <w:t>[Ans: N/A]</w:t>
-      </w:r>
-    </w:p>
-    <w:p>
-      <w:pPr>
-        <w:pStyle w:val="ListBullet"/>
-        <w:spacing w:after="40"/>
-      </w:pPr>
-      <w:r>
-        <w:rPr>
-          <w:b/>
-          <w:sz w:val="18"/>
-        </w:rPr>
-        <w:t xml:space="preserve">[2017 Shift] Q#3 (MCQ): </w:t>
-      </w:r>
-      <w:r>
-        <w:rPr>
-          <w:sz w:val="18"/>
-        </w:rPr>
-        <w:t xml:space="preserve">"For the preparation of alkanes, aqueous solution of sodium of potassium salt of carboxylic acid is subjected to..."  </w:t>
-      </w:r>
-      <w:r>
-        <w:rPr>
-          <w:b/>
-          <w:color w:val="2B6CB0"/>
-          <w:sz w:val="18"/>
-        </w:rPr>
-        <w:t>[Ans: B]</w:t>
-      </w:r>
-    </w:p>
-    <w:p>
-      <w:pPr>
-        <w:spacing w:after="120"/>
-      </w:pPr>
-    </w:p>
-    <w:p>
-      <w:pPr>
-        <w:pStyle w:val="Heading2"/>
-      </w:pPr>
-      <w:r>
-        <w:rPr>
-          <w:color w:val="2B6CB0"/>
-          <w:sz w:val="24"/>
-        </w:rPr>
-        <w:t>3.3 Hydrocarbons — Core Principles &amp; Governing Laws (Standard Yield — 0 PYQs)</w:t>
-      </w:r>
-    </w:p>
-    <w:p>
-      <w:r>
-        <w:rPr>
-          <w:b/>
-          <w:sz w:val="20"/>
-        </w:rPr>
-        <w:t xml:space="preserve">Core Principle: </w:t>
-      </w:r>
-      <w:r>
-        <w:rPr>
-          <w:sz w:val="20"/>
-        </w:rPr>
-        <w:t>Fundamental definitions, core postulates, and governing physical/chemical relations in Hydrocarbons.</w:t>
-      </w:r>
-    </w:p>
-    <w:tbl>
-      <w:tblPr>
-        <w:tblW w:type="auto" w:w="0"/>
-        <w:jc w:val="center"/>
-        <w:tblLook w:firstColumn="1" w:firstRow="1" w:lastColumn="0" w:lastRow="0" w:noHBand="0" w:noVBand="1" w:val="04A0"/>
-      </w:tblPr>
-      <w:tblGrid>
-        <w:gridCol w:w="10080"/>
-      </w:tblGrid>
-      <w:tr>
-        <w:tc>
-          <w:tcPr>
-            <w:tcW w:type="dxa" w:w="10080"/>
-            <w:shd w:fill="FFF5F5"/>
-            <w:tcMar>
-              <w:top w:w="100" w:type="dxa"/>
-              <w:bottom w:w="100" w:type="dxa"/>
-              <w:left w:w="150" w:type="dxa"/>
-              <w:right w:w="150" w:type="dxa"/>
-            </w:tcMar>
-          </w:tcPr>
-          <w:p>
-            <w:r>
-              <w:rPr>
-                <w:b/>
-                <w:color w:val="C53030"/>
-                <w:sz w:val="19"/>
-              </w:rPr>
-              <w:t xml:space="preserve">⚠️ Common Trap / JEE Pitfall: </w:t>
-            </w:r>
-            <w:r>
-              <w:rPr>
-                <w:color w:val="2D3748"/>
-                <w:sz w:val="19"/>
-              </w:rPr>
-              <w:t>Carefully verify units, standard reference states, and sign conventions in Hydrocarbons.</w:t>
-            </w:r>
-          </w:p>
-        </w:tc>
-      </w:tr>
-    </w:tbl>
-    <w:tbl>
-      <w:tblPr>
-        <w:tblW w:type="auto" w:w="0"/>
-        <w:jc w:val="center"/>
-        <w:tblLook w:firstColumn="1" w:firstRow="1" w:lastColumn="0" w:lastRow="0" w:noHBand="0" w:noVBand="1" w:val="04A0"/>
-      </w:tblPr>
-      <w:tblGrid>
-        <w:gridCol w:w="10080"/>
-      </w:tblGrid>
-      <w:tr>
-        <w:tc>
-          <w:tcPr>
-            <w:tcW w:type="dxa" w:w="10080"/>
-            <w:shd w:fill="F0FFF4"/>
-            <w:tcMar>
-              <w:top w:w="100" w:type="dxa"/>
-              <w:bottom w:w="100" w:type="dxa"/>
-              <w:left w:w="150" w:type="dxa"/>
-              <w:right w:w="150" w:type="dxa"/>
-            </w:tcMar>
-          </w:tcPr>
-          <w:p>
-            <w:r>
-              <w:rPr>
-                <w:b/>
-                <w:color w:val="276749"/>
-                <w:sz w:val="19"/>
-              </w:rPr>
-              <w:t xml:space="preserve">💡 Speed Hack / Trick: </w:t>
-            </w:r>
-            <w:r>
-              <w:rPr>
-                <w:color w:val="2D3748"/>
-                <w:sz w:val="19"/>
-              </w:rPr>
-              <w:t>Focus on high-yield formulas and standard limiting approximations tested in Hydrocarbons PYQs.</w:t>
             </w:r>
           </w:p>
         </w:tc>

--- a/data/exports/kcet-hydrocarbons_revision_notes.docx
+++ b/data/exports/kcet-hydrocarbons_revision_notes.docx
@@ -164,10 +164,10 @@
             <w:r>
               <w:rPr>
                 <w:b/>
-                <w:color w:val="2B6CB0"/>
+                <w:color w:val="C53030"/>
                 <w:sz w:val="19"/>
               </w:rPr>
-              <w:t>High</w:t>
+              <w:t>Very High</w:t>
             </w:r>
           </w:p>
         </w:tc>
@@ -189,7 +189,7 @@
                 <w:color w:val="2D3748"/>
                 <w:sz w:val="19"/>
               </w:rPr>
-              <w:t>Hydrocarbons — Applied Cases, Reactions &amp; Traps</w:t>
+              <w:t>Alkanes &amp; Alkenes: Additions &amp; Named Reactions</w:t>
             </w:r>
           </w:p>
         </w:tc>
@@ -209,7 +209,7 @@
               <w:rPr>
                 <w:sz w:val="19"/>
               </w:rPr>
-              <w:t>12 PYQs</w:t>
+              <w:t>15 PYQs</w:t>
             </w:r>
           </w:p>
         </w:tc>
@@ -230,7 +230,7 @@
                 <w:color w:val="718096"/>
                 <w:sz w:val="19"/>
               </w:rPr>
-              <w:t>Applied Topics</w:t>
+              <w:t>Hydrocarbons</w:t>
             </w:r>
           </w:p>
         </w:tc>
@@ -254,7 +254,7 @@
                 <w:color w:val="718096"/>
                 <w:sz w:val="19"/>
               </w:rPr>
-              <w:t>Moderate</w:t>
+              <w:t>Standard</w:t>
             </w:r>
           </w:p>
         </w:tc>
@@ -276,7 +276,7 @@
                 <w:color w:val="2D3748"/>
                 <w:sz w:val="19"/>
               </w:rPr>
-              <w:t>Hydrocarbons — Core Principles &amp; Governing Laws</w:t>
+              <w:t>Alkynes &amp; Aromatic Electrophilic Substitution</w:t>
             </w:r>
           </w:p>
         </w:tc>
@@ -296,7 +296,7 @@
               <w:rPr>
                 <w:sz w:val="19"/>
               </w:rPr>
-              <w:t>3 PYQs</w:t>
+              <w:t>0 PYQs</w:t>
             </w:r>
           </w:p>
         </w:tc>
@@ -317,94 +317,7 @@
                 <w:color w:val="718096"/>
                 <w:sz w:val="19"/>
               </w:rPr>
-              <w:t>Core Principle</w:t>
-            </w:r>
-          </w:p>
-        </w:tc>
-      </w:tr>
-      <w:tr>
-        <w:tc>
-          <w:tcPr>
-            <w:tcW w:type="dxa" w:w="2160"/>
-            <w:shd w:fill="F7FAFC"/>
-            <w:tcMar>
-              <w:top w:w="80" w:type="dxa"/>
-              <w:bottom w:w="80" w:type="dxa"/>
-              <w:left w:w="150" w:type="dxa"/>
-              <w:right w:w="150" w:type="dxa"/>
-            </w:tcMar>
-          </w:tcPr>
-          <w:p>
-            <w:r>
-              <w:rPr>
-                <w:b/>
-                <w:color w:val="718096"/>
-                <w:sz w:val="19"/>
-              </w:rPr>
-              <w:t>Standard</w:t>
-            </w:r>
-          </w:p>
-        </w:tc>
-        <w:tc>
-          <w:tcPr>
-            <w:tcW w:type="dxa" w:w="4320"/>
-            <w:shd w:fill="F7FAFC"/>
-            <w:tcMar>
-              <w:top w:w="80" w:type="dxa"/>
-              <w:bottom w:w="80" w:type="dxa"/>
-              <w:left w:w="150" w:type="dxa"/>
-              <w:right w:w="150" w:type="dxa"/>
-            </w:tcMar>
-          </w:tcPr>
-          <w:p>
-            <w:r>
-              <w:rPr>
-                <w:b/>
-                <w:color w:val="2D3748"/>
-                <w:sz w:val="19"/>
-              </w:rPr>
-              <w:t>Hydrocarbons — Standard Calculations &amp; Problem Archetypes</w:t>
-            </w:r>
-          </w:p>
-        </w:tc>
-        <w:tc>
-          <w:tcPr>
-            <w:tcW w:type="dxa" w:w="1728"/>
-            <w:shd w:fill="F7FAFC"/>
-            <w:tcMar>
-              <w:top w:w="80" w:type="dxa"/>
-              <w:bottom w:w="80" w:type="dxa"/>
-              <w:left w:w="150" w:type="dxa"/>
-              <w:right w:w="150" w:type="dxa"/>
-            </w:tcMar>
-          </w:tcPr>
-          <w:p>
-            <w:r>
-              <w:rPr>
-                <w:sz w:val="19"/>
-              </w:rPr>
-              <w:t>0 PYQs</w:t>
-            </w:r>
-          </w:p>
-        </w:tc>
-        <w:tc>
-          <w:tcPr>
-            <w:tcW w:type="dxa" w:w="1872"/>
-            <w:shd w:fill="F7FAFC"/>
-            <w:tcMar>
-              <w:top w:w="80" w:type="dxa"/>
-              <w:bottom w:w="80" w:type="dxa"/>
-              <w:left w:w="150" w:type="dxa"/>
-              <w:right w:w="150" w:type="dxa"/>
-            </w:tcMar>
-          </w:tcPr>
-          <w:p>
-            <w:r>
-              <w:rPr>
-                <w:color w:val="718096"/>
-                <w:sz w:val="19"/>
-              </w:rPr>
-              <w:t>Quantitative Analysis</w:t>
+              <w:t>Alkynes &amp; Aromatics</w:t>
             </w:r>
           </w:p>
         </w:tc>
@@ -504,7 +417,7 @@
                 <w:color w:val="1A365D"/>
                 <w:sz w:val="19"/>
               </w:rPr>
-              <w:t>Hydrocarbons — Applied Cases, Reactions &amp; Traps</w:t>
+              <w:t>Alkanes &amp; Alkenes: Additions &amp; Named Reactions</w:t>
             </w:r>
           </w:p>
         </w:tc>
@@ -526,7 +439,7 @@
                 <w:color w:val="2D3748"/>
                 <w:sz w:val="19"/>
               </w:rPr>
-              <w:t>Y^{'}, \quad Hg^{2+}, \quad P^{'},Q^{'},R^{'}</w:t>
+              <w:t>\text{Wurtz: } 2\text{RX} + 2\text{Na} \xrightarrow{\text{dry ether}} \text{R-R} + 2\text{NaX}, \quad \text{Ozonolysis: } &gt;\text{C=C}&lt; \xrightarrow{\text{O}_3, \text{Zn/H}_2\text{O}} &gt;\text{C=O} + \text{O=C}&lt;</w:t>
             </w:r>
           </w:p>
         </w:tc>
@@ -550,7 +463,7 @@
                 <w:color w:val="1A365D"/>
                 <w:sz w:val="19"/>
               </w:rPr>
-              <w:t>Hydrocarbons — Core Principles &amp; Governing Laws</w:t>
+              <w:t>Alkynes &amp; Aromatic Electrophilic Substitution</w:t>
             </w:r>
           </w:p>
         </w:tc>
@@ -572,7 +485,7 @@
                 <w:color w:val="2D3748"/>
                 <w:sz w:val="19"/>
               </w:rPr>
-              <w:t>3^{\circ}, \quad 60^{\circ}</w:t>
+              <w:t>\text{Acidity: } \text{CH}\equiv\text{CH} &gt; \text{CH}_2\text{=CH}_2 &gt; \text{CH}_3\text{-CH}_3, \quad \text{Nitration Electrophile: } \text{NO}_2^+</w:t>
             </w:r>
           </w:p>
         </w:tc>
@@ -604,7 +517,7 @@
           <w:color w:val="2B6CB0"/>
           <w:sz w:val="24"/>
         </w:rPr>
-        <w:t>3.1 Hydrocarbons — Applied Cases, Reactions &amp; Traps (High Yield — 12 PYQs)</w:t>
+        <w:t>3.1 Alkanes &amp; Alkenes: Additions &amp; Named Reactions (Very High Yield — 15 PYQs)</w:t>
       </w:r>
     </w:p>
     <w:p>
@@ -619,7 +532,7 @@
         <w:rPr>
           <w:sz w:val="20"/>
         </w:rPr>
-        <w:t>Special cases, experimental observations, and conceptual traps designed to test deep understanding of Hydrocarbons.</w:t>
+        <w:t>Wurtz reaction couples alkyl halides to form symmetrical alkanes. Markovnikov addition: electrophilic proton adds to carbon with more hydrogens. Anti-Markovnikov (peroxide effect) occurs ONLY with HBr in the presence of peroxides via free radical mechanism. Ozonolysis cleaves &gt; extC=C&lt; into aldehydes and ketones.</w:t>
       </w:r>
     </w:p>
     <w:tbl>
@@ -657,7 +570,7 @@
                 <w:color w:val="2D3748"/>
                 <w:sz w:val="19"/>
               </w:rPr>
-              <w:t>Read questions carefully for keywords like 'incorrect', 'not true', or non-standard conditions.</w:t>
+              <w:t>The peroxide effect applies strictly to HBr; it DOES NOT work with HCl or HI due to thermodynamic and kinetic bond enthalpy constraints.</w:t>
             </w:r>
           </w:p>
         </w:tc>
@@ -698,215 +611,7 @@
                 <w:color w:val="2D3748"/>
                 <w:sz w:val="19"/>
               </w:rPr>
-              <w:t>Elimination of extreme or unphysical answer choices improves accuracy in assertion-reason and multiple-statement questions.</w:t>
-            </w:r>
-          </w:p>
-        </w:tc>
-      </w:tr>
-    </w:tbl>
-    <w:p>
-      <w:pPr>
-        <w:spacing w:before="120" w:after="40"/>
-      </w:pPr>
-      <w:r>
-        <w:rPr>
-          <w:b/>
-          <w:color w:val="1A365D"/>
-          <w:sz w:val="19"/>
-        </w:rPr>
-        <w:t>Source PYQs testing this concept:</w:t>
-      </w:r>
-    </w:p>
-    <w:p>
-      <w:pPr>
-        <w:pStyle w:val="ListBullet"/>
-        <w:spacing w:after="40"/>
-      </w:pPr>
-      <w:r>
-        <w:rPr>
-          <w:b/>
-          <w:sz w:val="18"/>
-        </w:rPr>
-        <w:t xml:space="preserve">[2024 Shift] Q#1 (MCQ): </w:t>
-      </w:r>
-      <w:r>
-        <w:rPr>
-          <w:sz w:val="18"/>
-        </w:rPr>
-        <w:t xml:space="preserve">"2-methyl propane can be prepared by Wurtz reaction. The haloalkanes taken along with metallic sodium and dry ether are :..."  </w:t>
-      </w:r>
-      <w:r>
-        <w:rPr>
-          <w:b/>
-          <w:color w:val="2B6CB0"/>
-          <w:sz w:val="18"/>
-        </w:rPr>
-        <w:t>[Ans: N/A]</w:t>
-      </w:r>
-    </w:p>
-    <w:p>
-      <w:pPr>
-        <w:pStyle w:val="ListBullet"/>
-        <w:spacing w:after="40"/>
-      </w:pPr>
-      <w:r>
-        <w:rPr>
-          <w:b/>
-          <w:sz w:val="18"/>
-        </w:rPr>
-        <w:t xml:space="preserve">[2024 Shift] Q#2 (MCQ): </w:t>
-      </w:r>
-      <w:r>
-        <w:rPr>
-          <w:sz w:val="18"/>
-        </w:rPr>
-        <w:t xml:space="preserve">"In the given sequence of reactions, identify ' P^',Q^',R^' and ' S respectively...."  </w:t>
-      </w:r>
-      <w:r>
-        <w:rPr>
-          <w:b/>
-          <w:color w:val="2B6CB0"/>
-          <w:sz w:val="18"/>
-        </w:rPr>
-        <w:t>[Ans: N/A]</w:t>
-      </w:r>
-    </w:p>
-    <w:p>
-      <w:pPr>
-        <w:pStyle w:val="ListBullet"/>
-        <w:spacing w:after="40"/>
-      </w:pPr>
-      <w:r>
-        <w:rPr>
-          <w:b/>
-          <w:sz w:val="18"/>
-        </w:rPr>
-        <w:t xml:space="preserve">[2024 Shift] Q#3 (MCQ): </w:t>
-      </w:r>
-      <w:r>
-        <w:rPr>
-          <w:sz w:val="18"/>
-        </w:rPr>
-        <w:t xml:space="preserve">"Sodium ethanoate on heating with soda lime gives ' X^' . Electrolysis of aqueous solution of sodium ethanoate gives ' Y^' . ' $X^{'}..."  </w:t>
-      </w:r>
-      <w:r>
-        <w:rPr>
-          <w:b/>
-          <w:color w:val="2B6CB0"/>
-          <w:sz w:val="18"/>
-        </w:rPr>
-        <w:t>[Ans: N/A]</w:t>
-      </w:r>
-    </w:p>
-    <w:p>
-      <w:pPr>
-        <w:spacing w:after="120"/>
-      </w:pPr>
-    </w:p>
-    <w:p>
-      <w:pPr>
-        <w:pStyle w:val="Heading2"/>
-      </w:pPr>
-      <w:r>
-        <w:rPr>
-          <w:color w:val="2B6CB0"/>
-          <w:sz w:val="24"/>
-        </w:rPr>
-        <w:t>3.2 Hydrocarbons — Core Principles &amp; Governing Laws (Moderate Yield — 3 PYQs)</w:t>
-      </w:r>
-    </w:p>
-    <w:p>
-      <w:r>
-        <w:rPr>
-          <w:b/>
-          <w:sz w:val="20"/>
-        </w:rPr>
-        <w:t xml:space="preserve">Core Principle: </w:t>
-      </w:r>
-      <w:r>
-        <w:rPr>
-          <w:sz w:val="20"/>
-        </w:rPr>
-        <w:t>Fundamental definitions, core postulates, and governing physical/chemical relations in Hydrocarbons.</w:t>
-      </w:r>
-    </w:p>
-    <w:tbl>
-      <w:tblPr>
-        <w:tblW w:type="auto" w:w="0"/>
-        <w:jc w:val="center"/>
-        <w:tblLook w:firstColumn="1" w:firstRow="1" w:lastColumn="0" w:lastRow="0" w:noHBand="0" w:noVBand="1" w:val="04A0"/>
-      </w:tblPr>
-      <w:tblGrid>
-        <w:gridCol w:w="10080"/>
-      </w:tblGrid>
-      <w:tr>
-        <w:tc>
-          <w:tcPr>
-            <w:tcW w:type="dxa" w:w="10080"/>
-            <w:shd w:fill="FFF5F5"/>
-            <w:tcMar>
-              <w:top w:w="100" w:type="dxa"/>
-              <w:bottom w:w="100" w:type="dxa"/>
-              <w:left w:w="150" w:type="dxa"/>
-              <w:right w:w="150" w:type="dxa"/>
-            </w:tcMar>
-          </w:tcPr>
-          <w:p>
-            <w:r>
-              <w:rPr>
-                <w:b/>
-                <w:color w:val="C53030"/>
-                <w:sz w:val="19"/>
-              </w:rPr>
-              <w:t xml:space="preserve">⚠️ Common Trap / JEE Pitfall: </w:t>
-            </w:r>
-            <w:r>
-              <w:rPr>
-                <w:color w:val="2D3748"/>
-                <w:sz w:val="19"/>
-              </w:rPr>
-              <w:t>Carefully verify units, standard reference states, and sign conventions in Hydrocarbons.</w:t>
-            </w:r>
-          </w:p>
-        </w:tc>
-      </w:tr>
-    </w:tbl>
-    <w:tbl>
-      <w:tblPr>
-        <w:tblW w:type="auto" w:w="0"/>
-        <w:jc w:val="center"/>
-        <w:tblLook w:firstColumn="1" w:firstRow="1" w:lastColumn="0" w:lastRow="0" w:noHBand="0" w:noVBand="1" w:val="04A0"/>
-      </w:tblPr>
-      <w:tblGrid>
-        <w:gridCol w:w="10080"/>
-      </w:tblGrid>
-      <w:tr>
-        <w:tc>
-          <w:tcPr>
-            <w:tcW w:type="dxa" w:w="10080"/>
-            <w:shd w:fill="F0FFF4"/>
-            <w:tcMar>
-              <w:top w:w="100" w:type="dxa"/>
-              <w:bottom w:w="100" w:type="dxa"/>
-              <w:left w:w="150" w:type="dxa"/>
-              <w:right w:w="150" w:type="dxa"/>
-            </w:tcMar>
-          </w:tcPr>
-          <w:p>
-            <w:r>
-              <w:rPr>
-                <w:b/>
-                <w:color w:val="276749"/>
-                <w:sz w:val="19"/>
-              </w:rPr>
-              <w:t xml:space="preserve">💡 Speed Hack / Trick: </w:t>
-            </w:r>
-            <w:r>
-              <w:rPr>
-                <w:color w:val="2D3748"/>
-                <w:sz w:val="19"/>
-              </w:rPr>
-              <w:t>Focus on high-yield formulas and standard limiting approximations tested in Hydrocarbons PYQs.</w:t>
+              <w:t>Ozonolysis products directly reveal the position of the double bond: replace &gt; extC=O and O=C&lt; with a double bond to reconstruct the starting alkene.</w:t>
             </w:r>
           </w:p>
         </w:tc>
@@ -989,13 +694,13 @@
           <w:b/>
           <w:sz w:val="18"/>
         </w:rPr>
-        <w:t xml:space="preserve">[2018 Shift] Q#2 (MCQ): </w:t>
+        <w:t xml:space="preserve">[2024 Shift] Q#1 (MCQ): </w:t>
       </w:r>
       <w:r>
         <w:rPr>
           <w:sz w:val="18"/>
         </w:rPr>
-        <w:t xml:space="preserve">"When the vapours of tertiary butyl alcohol are passed through heated copper at 573 K , the product formed is..."  </w:t>
+        <w:t xml:space="preserve">"2-methyl propane can be prepared by Wurtz reaction. The haloalkanes taken along with metallic sodium and dry ether are :..."  </w:t>
       </w:r>
       <w:r>
         <w:rPr>
@@ -1020,7 +725,7 @@
           <w:color w:val="2B6CB0"/>
           <w:sz w:val="24"/>
         </w:rPr>
-        <w:t>3.3 Hydrocarbons — Standard Calculations &amp; Problem Archetypes (Standard Yield — 0 PYQs)</w:t>
+        <w:t>3.2 Alkynes &amp; Aromatic Electrophilic Substitution (Standard Yield — 0 PYQs)</w:t>
       </w:r>
     </w:p>
     <w:p>
@@ -1035,7 +740,7 @@
         <w:rPr>
           <w:sz w:val="20"/>
         </w:rPr>
-        <w:t>Quantitative numerical problem-solving techniques and standard question patterns frequently seen in Hydrocarbons.</w:t>
+        <w:t>Acidity of terminal alkynes: sp-hybridized carbon has 50\% s-character, making terminal hydrogen acidic enough to react with NaNH_2 or ammoniacal AgNO_3. Hydration of acetylene with Hg^2+/H_2SO_4 gives acetaldehyde; propyne gives acetone. Electrophilic aromatic substitution on benzene: Nitration (electrophile NO_2^+ generated by HNO_3 + H_2SO_4), Friedel-Crafts alkylation/acylation with anhydrous AlCl_3.</w:t>
       </w:r>
     </w:p>
     <w:tbl>
@@ -1073,7 +778,7 @@
                 <w:color w:val="2D3748"/>
                 <w:sz w:val="19"/>
               </w:rPr>
-              <w:t>Watch for algebraic rounding, stoichiometric balancing, and boundary condition checks.</w:t>
+              <w:t>Aniline cannot undergo Friedel-Crafts reaction because its basic -NH_2 group coordinates with the Lewis acid catalyst AlCl_3 to form an inactive salt complex.</w:t>
             </w:r>
           </w:p>
         </w:tc>
@@ -1114,7 +819,7 @@
                 <w:color w:val="2D3748"/>
                 <w:sz w:val="19"/>
               </w:rPr>
-              <w:t>Dimensional consistency checks and ratio comparisons can quickly eliminate incorrect options.</w:t>
+              <w:t>Terminal alkynes give a red precipitate of copper acetylide with ammoniacal cuprous chloride, distinguishing them from non-terminal alkynes.</w:t>
             </w:r>
           </w:p>
         </w:tc>
@@ -1315,127 +1020,6 @@
               <w:t>Solution Analysis:</w:t>
               <w:br/>
               <w:t>Statement I is true. In ethane, the staggered conformation is more stable because the hydrogen atoms on the two carbon atoms are as far apart as possible. The dihedral angle between C-H bonds is 60° , so the repulsion between bonding electron pairs is minimum. Statement II is false. Torsional strain is not more in the staggered conformation. It is maximum in the eclipsed conformation because the C-H bonds of the two carbon atoms are directly aligned with each other. This causes greater repulsion between bonding electron pairs. So, Statement I is true but Statement II is false. Correct answer: Option C.</w:t>
-            </w:r>
-          </w:p>
-        </w:tc>
-      </w:tr>
-    </w:tbl>
-    <w:p>
-      <w:pPr>
-        <w:spacing w:after="120"/>
-      </w:pPr>
-    </w:p>
-    <w:p>
-      <w:pPr>
-        <w:spacing w:before="160" w:after="40"/>
-      </w:pPr>
-      <w:r>
-        <w:rPr>
-          <w:b/>
-          <w:color w:val="1A365D"/>
-          <w:sz w:val="22"/>
-        </w:rPr>
-        <w:t>Benchmark Problem 2: KCET 2024 (Q#1)</w:t>
-      </w:r>
-    </w:p>
-    <w:p>
-      <w:pPr>
-        <w:spacing w:after="80"/>
-      </w:pPr>
-      <w:r>
-        <w:rPr>
-          <w:sz w:val="20"/>
-        </w:rPr>
-        <w:t>2-methyl propane can be prepared by Wurtz reaction. The haloalkanes taken along with metallic sodium and dry ether are :</w:t>
-      </w:r>
-    </w:p>
-    <w:p>
-      <w:pPr>
-        <w:pStyle w:val="ListBullet"/>
-        <w:spacing w:after="20"/>
-      </w:pPr>
-      <w:r>
-        <w:rPr>
-          <w:sz w:val="19"/>
-        </w:rPr>
-        <w:t>(A) chloromethane and 2-chloropropane</w:t>
-      </w:r>
-    </w:p>
-    <w:p>
-      <w:pPr>
-        <w:pStyle w:val="ListBullet"/>
-        <w:spacing w:after="20"/>
-      </w:pPr>
-      <w:r>
-        <w:rPr>
-          <w:sz w:val="19"/>
-        </w:rPr>
-        <w:t>(B) chloroethane and chloromethane</w:t>
-      </w:r>
-    </w:p>
-    <w:p>
-      <w:pPr>
-        <w:pStyle w:val="ListBullet"/>
-        <w:spacing w:after="20"/>
-      </w:pPr>
-      <w:r>
-        <w:rPr>
-          <w:sz w:val="19"/>
-        </w:rPr>
-        <w:t>(C) chloroethane and 1-chloropropane</w:t>
-      </w:r>
-    </w:p>
-    <w:p>
-      <w:pPr>
-        <w:pStyle w:val="ListBullet"/>
-        <w:spacing w:after="20"/>
-      </w:pPr>
-      <w:r>
-        <w:rPr>
-          <w:sz w:val="19"/>
-        </w:rPr>
-        <w:t>(D) chloromethane and 1-chloropropane</w:t>
-      </w:r>
-    </w:p>
-    <w:tbl>
-      <w:tblPr>
-        <w:tblW w:type="auto" w:w="0"/>
-        <w:jc w:val="center"/>
-        <w:tblLook w:firstColumn="1" w:firstRow="1" w:lastColumn="0" w:lastRow="0" w:noHBand="0" w:noVBand="1" w:val="04A0"/>
-      </w:tblPr>
-      <w:tblGrid>
-        <w:gridCol w:w="10080"/>
-      </w:tblGrid>
-      <w:tr>
-        <w:tc>
-          <w:tcPr>
-            <w:tcW w:type="dxa" w:w="10080"/>
-            <w:shd w:fill="F7FAFC"/>
-            <w:tcMar>
-              <w:top w:w="100" w:type="dxa"/>
-              <w:bottom w:w="100" w:type="dxa"/>
-              <w:left w:w="150" w:type="dxa"/>
-              <w:right w:w="150" w:type="dxa"/>
-            </w:tcMar>
-          </w:tcPr>
-          <w:p>
-            <w:r>
-              <w:rPr>
-                <w:b/>
-                <w:color w:val="1A365D"/>
-                <w:sz w:val="19"/>
-              </w:rPr>
-              <w:t>Correct Answer: None</w:t>
-              <w:br/>
-            </w:r>
-            <w:r>
-              <w:rPr>
-                <w:color w:val="2D3748"/>
-                <w:sz w:val="18"/>
-              </w:rPr>
-              <w:t>Solution Analysis:</w:t>
-              <w:br/>
-              <w:t>To prepare 2-methyl propane by Wurtz reaction, the haloalkanes that should be taken along with metallic sodium and dry ether are chloromethane and 2 -chloropropane. The reaction involved is</w:t>
             </w:r>
           </w:p>
         </w:tc>
